--- a/Predmetnaya_oblast_masterskoy_po_restavratsii.docx
+++ b/Predmetnaya_oblast_masterskoy_po_restavratsii.docx
@@ -1,6 +1,6 @@
 
 <file path=word/document.xml><?xml version="1.0" encoding="utf-8"?>
-<w:document xmlns:wpc="http://schemas.microsoft.com/office/word/2010/wordprocessingCanvas" xmlns:cx="http://schemas.microsoft.com/office/drawing/2014/chartex" xmlns:cx1="http://schemas.microsoft.com/office/drawing/2015/9/8/chartex" xmlns:cx2="http://schemas.microsoft.com/office/drawing/2015/10/21/chartex" xmlns:cx3="http://schemas.microsoft.com/office/drawing/2016/5/9/chartex" xmlns:cx4="http://schemas.microsoft.com/office/drawing/2016/5/10/chartex" xmlns:cx5="http://schemas.microsoft.com/office/drawing/2016/5/11/chartex" xmlns:cx6="http://schemas.microsoft.com/office/drawing/2016/5/12/chartex" xmlns:cx7="http://schemas.microsoft.com/office/drawing/2016/5/13/chartex" xmlns:cx8="http://schemas.microsoft.com/office/drawing/2016/5/14/chartex" xmlns:mc="http://schemas.openxmlformats.org/markup-compatibility/2006" xmlns:aink="http://schemas.microsoft.com/office/drawing/2016/ink" xmlns:am3d="http://schemas.microsoft.com/office/drawing/2017/model3d" xmlns:o="urn:schemas-microsoft-com:office:office" xmlns:r="http://schemas.openxmlformats.org/officeDocument/2006/relationships" xmlns:m="http://schemas.openxmlformats.org/officeDocument/2006/math" xmlns:v="urn:schemas-microsoft-com:vml" xmlns:wp14="http://schemas.microsoft.com/office/word/2010/wordprocessingDrawing" xmlns:wp="http://schemas.openxmlformats.org/drawingml/2006/wordprocessingDrawing" xmlns:w10="urn:schemas-microsoft-com:office:word" xmlns:w="http://schemas.openxmlformats.org/wordprocessingml/2006/main" xmlns:w14="http://schemas.microsoft.com/office/word/2010/wordml" xmlns:w15="http://schemas.microsoft.com/office/word/2012/wordml" xmlns:w16cex="http://schemas.microsoft.com/office/word/2018/wordml/cex" xmlns:w16cid="http://schemas.microsoft.com/office/word/2016/wordml/cid" xmlns:w16="http://schemas.microsoft.com/office/word/2018/wordml" xmlns:w16sdtdh="http://schemas.microsoft.com/office/word/2020/wordml/sdtdatahash" xmlns:w16se="http://schemas.microsoft.com/office/word/2015/wordml/symex" xmlns:wpg="http://schemas.microsoft.com/office/word/2010/wordprocessingGroup" xmlns:wpi="http://schemas.microsoft.com/office/word/2010/wordprocessingInk" xmlns:wne="http://schemas.microsoft.com/office/word/2006/wordml" xmlns:wps="http://schemas.microsoft.com/office/word/2010/wordprocessingShape" mc:Ignorable="w14 w15 w16se w16cid w16 w16cex w16sdtdh wp14">
+<w:document xmlns:wpc="http://schemas.microsoft.com/office/word/2010/wordprocessingCanvas" xmlns:cx="http://schemas.microsoft.com/office/drawing/2014/chartex" xmlns:cx1="http://schemas.microsoft.com/office/drawing/2015/9/8/chartex" xmlns:cx2="http://schemas.microsoft.com/office/drawing/2015/10/21/chartex" xmlns:cx3="http://schemas.microsoft.com/office/drawing/2016/5/9/chartex" xmlns:cx4="http://schemas.microsoft.com/office/drawing/2016/5/10/chartex" xmlns:cx5="http://schemas.microsoft.com/office/drawing/2016/5/11/chartex" xmlns:cx6="http://schemas.microsoft.com/office/drawing/2016/5/12/chartex" xmlns:cx7="http://schemas.microsoft.com/office/drawing/2016/5/13/chartex" xmlns:cx8="http://schemas.microsoft.com/office/drawing/2016/5/14/chartex" xmlns:mc="http://schemas.openxmlformats.org/markup-compatibility/2006" xmlns:aink="http://schemas.microsoft.com/office/drawing/2016/ink" xmlns:am3d="http://schemas.microsoft.com/office/drawing/2017/model3d" xmlns:o="urn:schemas-microsoft-com:office:office" xmlns:oel="http://schemas.microsoft.com/office/2019/extlst" xmlns:r="http://schemas.openxmlformats.org/officeDocument/2006/relationships" xmlns:m="http://schemas.openxmlformats.org/officeDocument/2006/math" xmlns:v="urn:schemas-microsoft-com:vml" xmlns:wp14="http://schemas.microsoft.com/office/word/2010/wordprocessingDrawing" xmlns:wp="http://schemas.openxmlformats.org/drawingml/2006/wordprocessingDrawing" xmlns:w10="urn:schemas-microsoft-com:office:word" xmlns:w="http://schemas.openxmlformats.org/wordprocessingml/2006/main" xmlns:w14="http://schemas.microsoft.com/office/word/2010/wordml" xmlns:w15="http://schemas.microsoft.com/office/word/2012/wordml" xmlns:w16cex="http://schemas.microsoft.com/office/word/2018/wordml/cex" xmlns:w16cid="http://schemas.microsoft.com/office/word/2016/wordml/cid" xmlns:w16="http://schemas.microsoft.com/office/word/2018/wordml" xmlns:w16du="http://schemas.microsoft.com/office/word/2023/wordml/word16du" xmlns:w16sdtdh="http://schemas.microsoft.com/office/word/2020/wordml/sdtdatahash" xmlns:w16sdtfl="http://schemas.microsoft.com/office/word/2024/wordml/sdtformatlock" xmlns:w16se="http://schemas.microsoft.com/office/word/2015/wordml/symex" xmlns:wpg="http://schemas.microsoft.com/office/word/2010/wordprocessingGroup" xmlns:wpi="http://schemas.microsoft.com/office/word/2010/wordprocessingInk" xmlns:wne="http://schemas.microsoft.com/office/word/2006/wordml" xmlns:wps="http://schemas.microsoft.com/office/word/2010/wordprocessingShape" mc:Ignorable="w14 w15 w16se w16cid w16 w16cex w16sdtdh w16sdtfl w16du wp14">
   <w:body>
     <w:p>
       <w:pPr>
@@ -498,10 +498,10 @@
             <v:path o:extrusionok="f" gradientshapeok="t" o:connecttype="rect"/>
             <o:lock v:ext="edit" aspectratio="t"/>
           </v:shapetype>
-          <v:shape id="_x0000_i1025" type="#_x0000_t75" style="width:467.15pt;height:2in" o:ole="">
+          <v:shape id="_x0000_i1025" type="#_x0000_t75" style="width:467.25pt;height:2in" o:ole="">
             <v:imagedata r:id="rId8" o:title=""/>
           </v:shape>
-          <o:OLEObject Type="Embed" ProgID="Unknown" ShapeID="_x0000_i1025" DrawAspect="Content" ObjectID="_1821688333" r:id="rId9"/>
+          <o:OLEObject Type="Embed" ProgID="Unknown" ShapeID="_x0000_i1025" DrawAspect="Content" ObjectID="_1822832624" r:id="rId9"/>
         </w:object>
       </w:r>
     </w:p>
@@ -519,7 +519,9 @@
       <w:pPr>
         <w:spacing w:line="360" w:lineRule="auto"/>
         <w:ind w:firstLine="0"/>
-        <w:jc w:val="center"/>
+        <w:rPr>
+          <w:lang w:val="en-US"/>
+        </w:rPr>
       </w:pPr>
     </w:p>
     <w:p>
@@ -592,7 +594,98 @@
       <w:pPr>
         <w:spacing w:line="360" w:lineRule="auto"/>
         <w:ind w:firstLine="0"/>
-      </w:pPr>
+        <w:rPr>
+          <w:lang w:val="en-US"/>
+        </w:rPr>
+      </w:pPr>
+    </w:p>
+    <w:p>
+      <w:pPr>
+        <w:spacing w:line="360" w:lineRule="auto"/>
+        <w:ind w:firstLine="0"/>
+      </w:pPr>
+      <w:r>
+        <w:rPr>
+          <w:lang w:val="en-US"/>
+        </w:rPr>
+        <w:lastRenderedPageBreak/>
+        <w:tab/>
+      </w:r>
+      <w:r>
+        <w:t xml:space="preserve">Подводя итоги анализа предметной области, нужно обозначить, какие нужны роли и сущности. </w:t>
+      </w:r>
+    </w:p>
+    <w:p>
+      <w:pPr>
+        <w:spacing w:line="360" w:lineRule="auto"/>
+        <w:ind w:firstLine="708"/>
+      </w:pPr>
+      <w:r>
+        <w:t>Для начала, определённо нужны роли заказчика реставрации и мастера, что занимался бы заказом. Для обеспечения безопасности сайта и отсечения недобросовестных пользователей, требу</w:t>
+      </w:r>
+      <w:r>
+        <w:t>е</w:t>
+      </w:r>
+      <w:r>
+        <w:t>тся вв</w:t>
+      </w:r>
+      <w:r>
+        <w:t>ести систему регистрации, соответственно разделить роль заказчика на зарегистрированного и незарегистрированного покупателя. Где первый имеет доступ ко всем пользовательским функциям, а второй лишь к просмотру списка заказов и регистрации. Помимо этих ролей, нужна функция редакции информации на сайте, такие как добавление мастера или нового типа реставрационной работы в мастерской. Для функционала подобного рода нужна роль административного служащего, или же администратора.</w:t>
+      </w:r>
+    </w:p>
+    <w:p>
+      <w:pPr>
+        <w:spacing w:line="360" w:lineRule="auto"/>
+        <w:ind w:firstLine="708"/>
+      </w:pPr>
+      <w:r>
+        <w:t>Для реализации этих ролей требуются следующие сущности</w:t>
+      </w:r>
+      <w:r>
+        <w:t xml:space="preserve">: </w:t>
+      </w:r>
+      <w:r>
+        <w:t>заказчик, мастер, услуга, тип</w:t>
+      </w:r>
+      <w:r>
+        <w:t xml:space="preserve"> </w:t>
+      </w:r>
+      <w:r>
+        <w:t>услуги и администратор</w:t>
+      </w:r>
+      <w:r>
+        <w:t xml:space="preserve">. </w:t>
+      </w:r>
+      <w:r>
+        <w:t>Незарегистрированные пользователи не получают доступа к системе и не имеют возможности как</w:t>
+      </w:r>
+      <w:r>
+        <w:t>-</w:t>
+      </w:r>
+      <w:r>
+        <w:t xml:space="preserve">либо взаимодействовать с бизнес-логикой, поэтому </w:t>
+      </w:r>
+      <w:r>
+        <w:t xml:space="preserve">и </w:t>
+      </w:r>
+      <w:r>
+        <w:t xml:space="preserve">помещение их в таблицу является избыточным. </w:t>
+      </w:r>
+    </w:p>
+    <w:p>
+      <w:pPr>
+        <w:spacing w:after="160" w:line="278" w:lineRule="auto"/>
+        <w:ind w:firstLine="0"/>
+        <w:jc w:val="left"/>
+        <w:rPr>
+          <w:rFonts w:eastAsiaTheme="majorEastAsia" w:cstheme="majorBidi"/>
+          <w:b/>
+          <w:szCs w:val="32"/>
+        </w:rPr>
+      </w:pPr>
+      <w:r>
+        <w:br w:type="page"/>
+      </w:r>
     </w:p>
     <w:p>
       <w:pPr>
@@ -817,33 +910,13 @@
         <w:ind w:left="0" w:firstLine="709"/>
       </w:pPr>
       <w:r>
-        <w:t>Объект оказания услуги</w:t>
+        <w:t>Администратор</w:t>
       </w:r>
       <w:r>
         <w:rPr>
           <w:lang w:val="en-US"/>
         </w:rPr>
         <w:t>:</w:t>
-      </w:r>
-    </w:p>
-    <w:p>
-      <w:pPr>
-        <w:pStyle w:val="a7"/>
-        <w:numPr>
-          <w:ilvl w:val="0"/>
-          <w:numId w:val="8"/>
-        </w:numPr>
-        <w:spacing w:line="360" w:lineRule="auto"/>
-        <w:ind w:left="0" w:firstLine="709"/>
-      </w:pPr>
-      <w:r>
-        <w:t>Мастерская</w:t>
-      </w:r>
-      <w:r>
-        <w:rPr>
-          <w:lang w:val="en-US"/>
-        </w:rPr>
-        <w:t xml:space="preserve">: </w:t>
       </w:r>
     </w:p>
     <w:p>
@@ -967,7 +1040,7 @@
 </file>
 
 <file path=word/numbering.xml><?xml version="1.0" encoding="utf-8"?>
-<w:numbering xmlns:wpc="http://schemas.microsoft.com/office/word/2010/wordprocessingCanvas" xmlns:cx="http://schemas.microsoft.com/office/drawing/2014/chartex" xmlns:cx1="http://schemas.microsoft.com/office/drawing/2015/9/8/chartex" xmlns:cx2="http://schemas.microsoft.com/office/drawing/2015/10/21/chartex" xmlns:cx3="http://schemas.microsoft.com/office/drawing/2016/5/9/chartex" xmlns:cx4="http://schemas.microsoft.com/office/drawing/2016/5/10/chartex" xmlns:cx5="http://schemas.microsoft.com/office/drawing/2016/5/11/chartex" xmlns:cx6="http://schemas.microsoft.com/office/drawing/2016/5/12/chartex" xmlns:cx7="http://schemas.microsoft.com/office/drawing/2016/5/13/chartex" xmlns:cx8="http://schemas.microsoft.com/office/drawing/2016/5/14/chartex" xmlns:mc="http://schemas.openxmlformats.org/markup-compatibility/2006" xmlns:aink="http://schemas.microsoft.com/office/drawing/2016/ink" xmlns:am3d="http://schemas.microsoft.com/office/drawing/2017/model3d" xmlns:o="urn:schemas-microsoft-com:office:office" xmlns:r="http://schemas.openxmlformats.org/officeDocument/2006/relationships" xmlns:m="http://schemas.openxmlformats.org/officeDocument/2006/math" xmlns:v="urn:schemas-microsoft-com:vml" xmlns:wp14="http://schemas.microsoft.com/office/word/2010/wordprocessingDrawing" xmlns:wp="http://schemas.openxmlformats.org/drawingml/2006/wordprocessingDrawing" xmlns:w10="urn:schemas-microsoft-com:office:word" xmlns:w="http://schemas.openxmlformats.org/wordprocessingml/2006/main" xmlns:w14="http://schemas.microsoft.com/office/word/2010/wordml" xmlns:w15="http://schemas.microsoft.com/office/word/2012/wordml" xmlns:w16cex="http://schemas.microsoft.com/office/word/2018/wordml/cex" xmlns:w16cid="http://schemas.microsoft.com/office/word/2016/wordml/cid" xmlns:w16="http://schemas.microsoft.com/office/word/2018/wordml" xmlns:w16sdtdh="http://schemas.microsoft.com/office/word/2020/wordml/sdtdatahash" xmlns:w16se="http://schemas.microsoft.com/office/word/2015/wordml/symex" xmlns:wpg="http://schemas.microsoft.com/office/word/2010/wordprocessingGroup" xmlns:wpi="http://schemas.microsoft.com/office/word/2010/wordprocessingInk" xmlns:wne="http://schemas.microsoft.com/office/word/2006/wordml" xmlns:wps="http://schemas.microsoft.com/office/word/2010/wordprocessingShape" mc:Ignorable="w14 w15 w16se w16cid w16 w16cex w16sdtdh wp14">
+<w:numbering xmlns:wpc="http://schemas.microsoft.com/office/word/2010/wordprocessingCanvas" xmlns:cx="http://schemas.microsoft.com/office/drawing/2014/chartex" xmlns:cx1="http://schemas.microsoft.com/office/drawing/2015/9/8/chartex" xmlns:cx2="http://schemas.microsoft.com/office/drawing/2015/10/21/chartex" xmlns:cx3="http://schemas.microsoft.com/office/drawing/2016/5/9/chartex" xmlns:cx4="http://schemas.microsoft.com/office/drawing/2016/5/10/chartex" xmlns:cx5="http://schemas.microsoft.com/office/drawing/2016/5/11/chartex" xmlns:cx6="http://schemas.microsoft.com/office/drawing/2016/5/12/chartex" xmlns:cx7="http://schemas.microsoft.com/office/drawing/2016/5/13/chartex" xmlns:cx8="http://schemas.microsoft.com/office/drawing/2016/5/14/chartex" xmlns:mc="http://schemas.openxmlformats.org/markup-compatibility/2006" xmlns:aink="http://schemas.microsoft.com/office/drawing/2016/ink" xmlns:am3d="http://schemas.microsoft.com/office/drawing/2017/model3d" xmlns:o="urn:schemas-microsoft-com:office:office" xmlns:oel="http://schemas.microsoft.com/office/2019/extlst" xmlns:r="http://schemas.openxmlformats.org/officeDocument/2006/relationships" xmlns:m="http://schemas.openxmlformats.org/officeDocument/2006/math" xmlns:v="urn:schemas-microsoft-com:vml" xmlns:wp14="http://schemas.microsoft.com/office/word/2010/wordprocessingDrawing" xmlns:wp="http://schemas.openxmlformats.org/drawingml/2006/wordprocessingDrawing" xmlns:w10="urn:schemas-microsoft-com:office:word" xmlns:w="http://schemas.openxmlformats.org/wordprocessingml/2006/main" xmlns:w14="http://schemas.microsoft.com/office/word/2010/wordml" xmlns:w15="http://schemas.microsoft.com/office/word/2012/wordml" xmlns:w16cex="http://schemas.microsoft.com/office/word/2018/wordml/cex" xmlns:w16cid="http://schemas.microsoft.com/office/word/2016/wordml/cid" xmlns:w16="http://schemas.microsoft.com/office/word/2018/wordml" xmlns:w16du="http://schemas.microsoft.com/office/word/2023/wordml/word16du" xmlns:w16sdtdh="http://schemas.microsoft.com/office/word/2020/wordml/sdtdatahash" xmlns:w16sdtfl="http://schemas.microsoft.com/office/word/2024/wordml/sdtformatlock" xmlns:w16se="http://schemas.microsoft.com/office/word/2015/wordml/symex" xmlns:wpg="http://schemas.microsoft.com/office/word/2010/wordprocessingGroup" xmlns:wpi="http://schemas.microsoft.com/office/word/2010/wordprocessingInk" xmlns:wne="http://schemas.microsoft.com/office/word/2006/wordml" xmlns:wps="http://schemas.microsoft.com/office/word/2010/wordprocessingShape" mc:Ignorable="w14 w15 w16se w16cid w16 w16cex w16sdtdh w16sdtfl w16du wp14">
   <w:abstractNum w:abstractNumId="0" w15:restartNumberingAfterBreak="0">
     <w:nsid w:val="002B2001"/>
     <w:multiLevelType w:val="multilevel"/>
@@ -2124,41 +2197,41 @@
       </w:rPr>
     </w:lvl>
   </w:abstractNum>
-  <w:num w:numId="1">
+  <w:num w:numId="1" w16cid:durableId="1803183839">
     <w:abstractNumId w:val="4"/>
   </w:num>
-  <w:num w:numId="2">
+  <w:num w:numId="2" w16cid:durableId="1070927825">
     <w:abstractNumId w:val="1"/>
   </w:num>
-  <w:num w:numId="3">
+  <w:num w:numId="3" w16cid:durableId="1080980583">
     <w:abstractNumId w:val="8"/>
   </w:num>
-  <w:num w:numId="4">
+  <w:num w:numId="4" w16cid:durableId="874149175">
     <w:abstractNumId w:val="0"/>
   </w:num>
-  <w:num w:numId="5">
+  <w:num w:numId="5" w16cid:durableId="301732114">
     <w:abstractNumId w:val="9"/>
   </w:num>
-  <w:num w:numId="6">
+  <w:num w:numId="6" w16cid:durableId="1946186347">
     <w:abstractNumId w:val="7"/>
   </w:num>
-  <w:num w:numId="7">
+  <w:num w:numId="7" w16cid:durableId="1741826113">
     <w:abstractNumId w:val="2"/>
   </w:num>
-  <w:num w:numId="8">
+  <w:num w:numId="8" w16cid:durableId="684669956">
     <w:abstractNumId w:val="3"/>
   </w:num>
-  <w:num w:numId="9">
+  <w:num w:numId="9" w16cid:durableId="1745494841">
     <w:abstractNumId w:val="6"/>
   </w:num>
-  <w:num w:numId="10">
+  <w:num w:numId="10" w16cid:durableId="683022016">
     <w:abstractNumId w:val="5"/>
   </w:num>
 </w:numbering>
 </file>
 
 <file path=word/styles.xml><?xml version="1.0" encoding="utf-8"?>
-<w:styles xmlns:mc="http://schemas.openxmlformats.org/markup-compatibility/2006" xmlns:r="http://schemas.openxmlformats.org/officeDocument/2006/relationships" xmlns:w="http://schemas.openxmlformats.org/wordprocessingml/2006/main" xmlns:w14="http://schemas.microsoft.com/office/word/2010/wordml" xmlns:w15="http://schemas.microsoft.com/office/word/2012/wordml" xmlns:w16cex="http://schemas.microsoft.com/office/word/2018/wordml/cex" xmlns:w16cid="http://schemas.microsoft.com/office/word/2016/wordml/cid" xmlns:w16="http://schemas.microsoft.com/office/word/2018/wordml" xmlns:w16sdtdh="http://schemas.microsoft.com/office/word/2020/wordml/sdtdatahash" xmlns:w16se="http://schemas.microsoft.com/office/word/2015/wordml/symex" mc:Ignorable="w14 w15 w16se w16cid w16 w16cex w16sdtdh">
+<w:styles xmlns:mc="http://schemas.openxmlformats.org/markup-compatibility/2006" xmlns:r="http://schemas.openxmlformats.org/officeDocument/2006/relationships" xmlns:w="http://schemas.openxmlformats.org/wordprocessingml/2006/main" xmlns:w14="http://schemas.microsoft.com/office/word/2010/wordml" xmlns:w15="http://schemas.microsoft.com/office/word/2012/wordml" xmlns:w16cex="http://schemas.microsoft.com/office/word/2018/wordml/cex" xmlns:w16cid="http://schemas.microsoft.com/office/word/2016/wordml/cid" xmlns:w16="http://schemas.microsoft.com/office/word/2018/wordml" xmlns:w16du="http://schemas.microsoft.com/office/word/2023/wordml/word16du" xmlns:w16sdtdh="http://schemas.microsoft.com/office/word/2020/wordml/sdtdatahash" xmlns:w16sdtfl="http://schemas.microsoft.com/office/word/2024/wordml/sdtformatlock" xmlns:w16se="http://schemas.microsoft.com/office/word/2015/wordml/symex" mc:Ignorable="w14 w15 w16se w16cid w16 w16cex w16sdtdh w16sdtfl w16du">
   <w:docDefaults>
     <w:rPrDefault>
       <w:rPr>

--- a/Predmetnaya_oblast_masterskoy_po_restavratsii.docx
+++ b/Predmetnaya_oblast_masterskoy_po_restavratsii.docx
@@ -501,7 +501,7 @@
           <v:shape id="_x0000_i1025" type="#_x0000_t75" style="width:467.25pt;height:2in" o:ole="">
             <v:imagedata r:id="rId8" o:title=""/>
           </v:shape>
-          <o:OLEObject Type="Embed" ProgID="Unknown" ShapeID="_x0000_i1025" DrawAspect="Content" ObjectID="_1822832624" r:id="rId9"/>
+          <o:OLEObject Type="Embed" ProgID="Unknown" ShapeID="_x0000_i1025" DrawAspect="Content" ObjectID="_1822869276" r:id="rId9"/>
         </w:object>
       </w:r>
     </w:p>
@@ -519,9 +519,6 @@
       <w:pPr>
         <w:spacing w:line="360" w:lineRule="auto"/>
         <w:ind w:firstLine="0"/>
-        <w:rPr>
-          <w:lang w:val="en-US"/>
-        </w:rPr>
       </w:pPr>
     </w:p>
     <w:p>
@@ -594,9 +591,6 @@
       <w:pPr>
         <w:spacing w:line="360" w:lineRule="auto"/>
         <w:ind w:firstLine="0"/>
-        <w:rPr>
-          <w:lang w:val="en-US"/>
-        </w:rPr>
       </w:pPr>
     </w:p>
     <w:p>
@@ -605,9 +599,6 @@
         <w:ind w:firstLine="0"/>
       </w:pPr>
       <w:r>
-        <w:rPr>
-          <w:lang w:val="en-US"/>
-        </w:rPr>
         <w:lastRenderedPageBreak/>
         <w:tab/>
       </w:r>
@@ -645,7 +636,13 @@
         <w:t xml:space="preserve">: </w:t>
       </w:r>
       <w:r>
-        <w:t>заказчик, мастер, услуга, тип</w:t>
+        <w:t>заказчик</w:t>
+      </w:r>
+      <w:r>
+        <w:t xml:space="preserve">, </w:t>
+      </w:r>
+      <w:r>
+        <w:t>мастер, услуга, тип</w:t>
       </w:r>
       <w:r>
         <w:t xml:space="preserve"> </w:t>
@@ -669,8 +666,23 @@
         <w:t xml:space="preserve">и </w:t>
       </w:r>
       <w:r>
-        <w:t xml:space="preserve">помещение их в таблицу является избыточным. </w:t>
-      </w:r>
+        <w:t>помещение их в таблицу является избыточным.</w:t>
+      </w:r>
+    </w:p>
+    <w:p>
+      <w:pPr>
+        <w:spacing w:line="360" w:lineRule="auto"/>
+        <w:ind w:firstLine="708"/>
+      </w:pPr>
+      <w:r>
+        <w:t>Из общения со специалистами были выяснены, какие должны быть ограничения целостности, зависимости и связи между сущностями. Полученные данные отражены в постановке задачи.</w:t>
+      </w:r>
+    </w:p>
+    <w:p>
+      <w:pPr>
+        <w:spacing w:line="360" w:lineRule="auto"/>
+        <w:ind w:firstLine="708"/>
+      </w:pPr>
     </w:p>
     <w:p>
       <w:pPr>
@@ -700,108 +712,22 @@
     <w:p>
       <w:pPr>
         <w:spacing w:line="360" w:lineRule="auto"/>
-      </w:pPr>
-    </w:p>
-    <w:p>
-      <w:pPr>
-        <w:spacing w:line="360" w:lineRule="auto"/>
-      </w:pPr>
-      <w:r>
-        <w:t>Роли</w:t>
-      </w:r>
-      <w:r>
-        <w:t>:</w:t>
-      </w:r>
-    </w:p>
-    <w:p>
-      <w:pPr>
-        <w:pStyle w:val="a7"/>
-        <w:numPr>
-          <w:ilvl w:val="0"/>
-          <w:numId w:val="9"/>
-        </w:numPr>
-        <w:spacing w:line="360" w:lineRule="auto"/>
-      </w:pPr>
-      <w:r>
-        <w:t>Незарегистрированный пользователь</w:t>
-      </w:r>
-      <w:r>
-        <w:rPr>
-          <w:lang w:val="en-US"/>
-        </w:rPr>
-        <w:t>:</w:t>
-      </w:r>
-    </w:p>
-    <w:p>
-      <w:pPr>
-        <w:pStyle w:val="a7"/>
-        <w:numPr>
-          <w:ilvl w:val="0"/>
-          <w:numId w:val="9"/>
-        </w:numPr>
-        <w:spacing w:line="360" w:lineRule="auto"/>
-      </w:pPr>
-      <w:r>
-        <w:t>Зарегистрированный пользователь</w:t>
-      </w:r>
-      <w:r>
-        <w:rPr>
-          <w:lang w:val="en-US"/>
-        </w:rPr>
-        <w:t>:</w:t>
-      </w:r>
-    </w:p>
-    <w:p>
-      <w:pPr>
-        <w:pStyle w:val="a7"/>
-        <w:numPr>
-          <w:ilvl w:val="0"/>
-          <w:numId w:val="9"/>
-        </w:numPr>
-        <w:spacing w:line="360" w:lineRule="auto"/>
-      </w:pPr>
-      <w:r>
-        <w:t>Мастер</w:t>
-      </w:r>
-      <w:r>
-        <w:rPr>
-          <w:lang w:val="en-US"/>
-        </w:rPr>
-        <w:t>:</w:t>
-      </w:r>
-    </w:p>
-    <w:p>
-      <w:pPr>
-        <w:pStyle w:val="a7"/>
-        <w:numPr>
-          <w:ilvl w:val="0"/>
-          <w:numId w:val="9"/>
-        </w:numPr>
-        <w:spacing w:line="360" w:lineRule="auto"/>
-      </w:pPr>
-      <w:r>
-        <w:t>Администратор</w:t>
-      </w:r>
-      <w:r>
-        <w:rPr>
-          <w:lang w:val="en-US"/>
-        </w:rPr>
-        <w:t>:</w:t>
-      </w:r>
+        <w:ind w:firstLine="0"/>
+      </w:pPr>
     </w:p>
     <w:p>
       <w:pPr>
         <w:spacing w:line="360" w:lineRule="auto"/>
         <w:ind w:left="709" w:firstLine="0"/>
       </w:pPr>
-    </w:p>
-    <w:p>
-      <w:pPr>
-        <w:spacing w:line="360" w:lineRule="auto"/>
-        <w:ind w:left="709" w:firstLine="0"/>
-      </w:pPr>
-      <w:r>
-        <w:t>Определим сущности и их атрибуты</w:t>
+      <w:r>
+        <w:t xml:space="preserve">Определим </w:t>
+      </w:r>
+      <w:r>
+        <w:t>основные объекты предметной области</w:t>
+      </w:r>
+      <w:r>
+        <w:t xml:space="preserve"> и их атрибуты</w:t>
       </w:r>
       <w:r>
         <w:t>:</w:t>
@@ -833,11 +759,174 @@
     <w:p>
       <w:pPr>
         <w:spacing w:line="360" w:lineRule="auto"/>
+        <w:ind w:firstLine="708"/>
+      </w:pPr>
+      <w:r>
+        <w:t>Логин – выполняет задачу верификации пользователя. Виден мастерам, администрации и другим пользователям. Является строковым типом данных. Является Составным Первичным ключом.</w:t>
+      </w:r>
+    </w:p>
+    <w:p>
+      <w:pPr>
+        <w:spacing w:line="360" w:lineRule="auto"/>
+        <w:ind w:firstLine="708"/>
+      </w:pPr>
+      <w:r>
+        <w:t>Пароль – выполняет задачу по подтверждению личности входящего по логину человека. Виден только администрации. Является строковым типом данных. Является Составным Первичным ключом.</w:t>
+      </w:r>
+    </w:p>
+    <w:p>
+      <w:pPr>
+        <w:spacing w:line="360" w:lineRule="auto"/>
+        <w:ind w:firstLine="708"/>
+      </w:pPr>
+      <w:r>
+        <w:t>ФИО</w:t>
+      </w:r>
+      <w:r>
+        <w:t xml:space="preserve"> –</w:t>
+      </w:r>
+      <w:r>
+        <w:t xml:space="preserve"> </w:t>
+      </w:r>
+      <w:r>
+        <w:t xml:space="preserve">позволяет понять мастеру как обратиться к клиенту в случае нужды в прямой связи. Виден мастеру и администрации. Является строковым типом данных. Является </w:t>
+      </w:r>
+      <w:r>
+        <w:t>обычным к</w:t>
+      </w:r>
+      <w:r>
+        <w:t>лючом.</w:t>
+      </w:r>
+    </w:p>
+    <w:p>
+      <w:pPr>
+        <w:spacing w:line="360" w:lineRule="auto"/>
+        <w:ind w:firstLine="708"/>
+      </w:pPr>
+      <w:r>
+        <w:t>Т</w:t>
+      </w:r>
+      <w:r>
+        <w:t>елефон</w:t>
+      </w:r>
+      <w:r>
+        <w:t xml:space="preserve"> – дополнительная стадия</w:t>
+      </w:r>
+      <w:r>
+        <w:t xml:space="preserve"> верификации, что не позволит создавать по несколько аккаунтов на один телефон, соответственно повысится безопасность сайта. Виден мастеру и администрации. Является строковым типом данных. Является Уникальным ключом.</w:t>
+      </w:r>
+    </w:p>
+    <w:p>
+      <w:pPr>
+        <w:spacing w:line="360" w:lineRule="auto"/>
+        <w:ind w:firstLine="708"/>
+      </w:pPr>
+      <w:r>
+        <w:t>Э</w:t>
+      </w:r>
+      <w:r>
+        <w:t>лектронная почта</w:t>
+      </w:r>
+      <w:r>
+        <w:t xml:space="preserve"> – </w:t>
+      </w:r>
+      <w:r>
+        <w:t xml:space="preserve">дополнительная стадия верификации, </w:t>
+      </w:r>
+      <w:r>
+        <w:t>добавляет возможность двойной верификации пользователей</w:t>
+      </w:r>
+      <w:r>
+        <w:t xml:space="preserve">, что </w:t>
+      </w:r>
+      <w:r>
+        <w:t>увелич</w:t>
+      </w:r>
+      <w:r>
+        <w:t>ивает</w:t>
+      </w:r>
+      <w:r>
+        <w:t xml:space="preserve"> </w:t>
+      </w:r>
+      <w:r>
+        <w:t>безопасность и простоту входа в аккаунт</w:t>
+      </w:r>
+      <w:r>
+        <w:t xml:space="preserve">. Виден администрации. Является строковым типом данных. Является </w:t>
+      </w:r>
+      <w:r>
+        <w:t>Уникальным</w:t>
+      </w:r>
+      <w:r>
+        <w:t xml:space="preserve"> ключом.</w:t>
+      </w:r>
+    </w:p>
+    <w:p>
+      <w:pPr>
+        <w:spacing w:line="360" w:lineRule="auto"/>
+        <w:ind w:firstLine="708"/>
+      </w:pPr>
+      <w:r>
+        <w:t>К</w:t>
+      </w:r>
+      <w:r>
+        <w:t>ошелёк</w:t>
+      </w:r>
+      <w:r>
+        <w:t xml:space="preserve"> – чтобы обезопасить мастеров от недобросовестных заказчиков, требуется ввести систему, по которой производится обмен валютой и производится возврат в случае некачественно выполненной работы, ею будет внутренняя валюта, которую пользователь передаёт в случае удовлетворения результатом. Виден администрации. Является числом с плавающей точкой. Является обычным ключом.</w:t>
+      </w:r>
+    </w:p>
+    <w:p>
+      <w:pPr>
+        <w:spacing w:line="360" w:lineRule="auto"/>
+        <w:ind w:firstLine="708"/>
+      </w:pPr>
+      <w:r>
+        <w:t>Кошелёк</w:t>
+      </w:r>
+      <w:r>
+        <w:t xml:space="preserve"> (альтернативный вариант)</w:t>
+      </w:r>
+      <w:r>
+        <w:t xml:space="preserve"> – чтобы обезопасить мастеров от недобросовестных заказчиков, требуется ввести систему, по которой производится обмен валютой и производится возврат в случае некачественно </w:t>
+      </w:r>
+      <w:r>
+        <w:lastRenderedPageBreak/>
+        <w:t>выполненной работы</w:t>
+      </w:r>
+      <w:r>
+        <w:t xml:space="preserve">, ею будет ввод системы </w:t>
+      </w:r>
+      <w:r>
+        <w:t>работы с СБП, снижает безопасность сайта</w:t>
+      </w:r>
+      <w:r>
+        <w:t xml:space="preserve">. Виден администрации. Является </w:t>
+      </w:r>
+      <w:r>
+        <w:t>числом</w:t>
+      </w:r>
+      <w:r>
+        <w:t xml:space="preserve">. Является </w:t>
+      </w:r>
+      <w:r>
+        <w:t>Уникальным</w:t>
+      </w:r>
+      <w:r>
+        <w:t xml:space="preserve"> </w:t>
+      </w:r>
+      <w:r>
+        <w:t>К</w:t>
+      </w:r>
+      <w:r>
+        <w:t>лючом.</w:t>
+      </w:r>
+    </w:p>
+    <w:p>
+      <w:pPr>
+        <w:spacing w:line="360" w:lineRule="auto"/>
         <w:ind w:firstLine="0"/>
       </w:pPr>
-      <w:r>
-        <w:t>(Логин, пароль, ФИО, телефон, электронная почта, кошелёк, )</w:t>
-      </w:r>
     </w:p>
     <w:p>
       <w:pPr>
@@ -923,15 +1012,6 @@
       <w:pPr>
         <w:spacing w:line="360" w:lineRule="auto"/>
         <w:ind w:left="709" w:firstLine="0"/>
-        <w:rPr>
-          <w:lang w:val="en-US"/>
-        </w:rPr>
-      </w:pPr>
-    </w:p>
-    <w:p>
-      <w:pPr>
-        <w:spacing w:line="360" w:lineRule="auto"/>
-        <w:ind w:left="709" w:firstLine="0"/>
       </w:pPr>
     </w:p>
     <w:p>
@@ -955,8 +1035,13 @@
         <w:spacing w:line="360" w:lineRule="auto"/>
       </w:pPr>
       <w:r>
-        <w:t>Заказчик - сущность</w:t>
-      </w:r>
+        <w:t xml:space="preserve">Заказчик - </w:t>
+      </w:r>
+      <w:proofErr w:type="gramStart"/>
+      <w:r>
+        <w:t>сущность</w:t>
+      </w:r>
+      <w:proofErr w:type="gramEnd"/>
       <w:r>
         <w:t xml:space="preserve"> относящаяся к сущности услуги как один-к-многим</w:t>
       </w:r>
@@ -972,8 +1057,13 @@
         <w:ind w:left="0" w:firstLine="709"/>
       </w:pPr>
       <w:r>
-        <w:t>Мастер - сущность</w:t>
-      </w:r>
+        <w:t xml:space="preserve">Мастер - </w:t>
+      </w:r>
+      <w:proofErr w:type="gramStart"/>
+      <w:r>
+        <w:t>сущность</w:t>
+      </w:r>
+      <w:proofErr w:type="gramEnd"/>
       <w:r>
         <w:t xml:space="preserve"> относящаяся к сущности услуги как один-к-многим</w:t>
       </w:r>
@@ -994,8 +1084,13 @@
       <w:r>
         <w:t xml:space="preserve"> - </w:t>
       </w:r>
-      <w:r>
-        <w:t xml:space="preserve">сущность </w:t>
+      <w:proofErr w:type="gramStart"/>
+      <w:r>
+        <w:t>сущность</w:t>
+      </w:r>
+      <w:proofErr w:type="gramEnd"/>
+      <w:r>
+        <w:t xml:space="preserve"> </w:t>
       </w:r>
       <w:r>
         <w:t>которая соединяет сущности Мастера и Заказчика относится к ним как многие-к-одному</w:t>
@@ -1012,7 +1107,15 @@
         <w:ind w:left="0" w:firstLine="709"/>
       </w:pPr>
       <w:r>
-        <w:t xml:space="preserve">Тип услуги - сущность определяющая параметры для типа услуги (стоимость, длительность работы и т.д.) относится к услуге как один-к-одному. </w:t>
+        <w:t xml:space="preserve">Тип услуги - </w:t>
+      </w:r>
+      <w:proofErr w:type="gramStart"/>
+      <w:r>
+        <w:t>сущность</w:t>
+      </w:r>
+      <w:proofErr w:type="gramEnd"/>
+      <w:r>
+        <w:t xml:space="preserve"> определяющая параметры для типа услуги (стоимость, длительность работы и т.д.) относится к услуге как один-к-одному. </w:t>
       </w:r>
     </w:p>
     <w:p>
@@ -1026,7 +1129,33 @@
         <w:ind w:left="0" w:firstLine="709"/>
       </w:pPr>
       <w:r>
-        <w:t xml:space="preserve">Объект оказания услуги - сущность определяющая над каким объектом ведётся работа мастера в рамках оказания некоторой услуги. Относится к сущности услуги как один-к-одному. </w:t>
+        <w:t xml:space="preserve">Объект оказания услуги - </w:t>
+      </w:r>
+      <w:proofErr w:type="gramStart"/>
+      <w:r>
+        <w:t>сущность</w:t>
+      </w:r>
+      <w:proofErr w:type="gramEnd"/>
+      <w:r>
+        <w:t xml:space="preserve"> определяющая над каким объектом ведётся работа мастера в рамках оказания некоторой услуги. Относится к сущности услуги как один-к-одному. </w:t>
+      </w:r>
+    </w:p>
+    <w:p>
+      <w:pPr>
+        <w:spacing w:line="360" w:lineRule="auto"/>
+        <w:ind w:left="708" w:firstLine="0"/>
+        <w:rPr>
+          <w:lang w:val="en-US"/>
+        </w:rPr>
+      </w:pPr>
+      <w:r>
+        <w:t>Требования к функциональности системы</w:t>
+      </w:r>
+      <w:r>
+        <w:rPr>
+          <w:lang w:val="en-US"/>
+        </w:rPr>
+        <w:t>:</w:t>
       </w:r>
     </w:p>
     <w:sectPr>
@@ -1676,7 +1805,7 @@
       <w:lvlText w:val="%1."/>
       <w:lvlJc w:val="left"/>
       <w:pPr>
-        <w:ind w:left="1068" w:hanging="360"/>
+        <w:ind w:left="1070" w:hanging="360"/>
       </w:pPr>
       <w:rPr>
         <w:rFonts w:hint="default"/>
@@ -1688,7 +1817,7 @@
       <w:lvlText w:val="%2."/>
       <w:lvlJc w:val="left"/>
       <w:pPr>
-        <w:ind w:left="1788" w:hanging="360"/>
+        <w:ind w:left="1790" w:hanging="360"/>
       </w:pPr>
     </w:lvl>
     <w:lvl w:ilvl="2" w:tplc="0419001B" w:tentative="1">
@@ -1697,7 +1826,7 @@
       <w:lvlText w:val="%3."/>
       <w:lvlJc w:val="right"/>
       <w:pPr>
-        <w:ind w:left="2508" w:hanging="180"/>
+        <w:ind w:left="2510" w:hanging="180"/>
       </w:pPr>
     </w:lvl>
     <w:lvl w:ilvl="3" w:tplc="0419000F" w:tentative="1">
@@ -1706,7 +1835,7 @@
       <w:lvlText w:val="%4."/>
       <w:lvlJc w:val="left"/>
       <w:pPr>
-        <w:ind w:left="3228" w:hanging="360"/>
+        <w:ind w:left="3230" w:hanging="360"/>
       </w:pPr>
     </w:lvl>
     <w:lvl w:ilvl="4" w:tplc="04190019" w:tentative="1">
@@ -1715,7 +1844,7 @@
       <w:lvlText w:val="%5."/>
       <w:lvlJc w:val="left"/>
       <w:pPr>
-        <w:ind w:left="3948" w:hanging="360"/>
+        <w:ind w:left="3950" w:hanging="360"/>
       </w:pPr>
     </w:lvl>
     <w:lvl w:ilvl="5" w:tplc="0419001B" w:tentative="1">
@@ -1724,7 +1853,7 @@
       <w:lvlText w:val="%6."/>
       <w:lvlJc w:val="right"/>
       <w:pPr>
-        <w:ind w:left="4668" w:hanging="180"/>
+        <w:ind w:left="4670" w:hanging="180"/>
       </w:pPr>
     </w:lvl>
     <w:lvl w:ilvl="6" w:tplc="0419000F" w:tentative="1">
@@ -1733,7 +1862,7 @@
       <w:lvlText w:val="%7."/>
       <w:lvlJc w:val="left"/>
       <w:pPr>
-        <w:ind w:left="5388" w:hanging="360"/>
+        <w:ind w:left="5390" w:hanging="360"/>
       </w:pPr>
     </w:lvl>
     <w:lvl w:ilvl="7" w:tplc="04190019" w:tentative="1">
@@ -1742,7 +1871,7 @@
       <w:lvlText w:val="%8."/>
       <w:lvlJc w:val="left"/>
       <w:pPr>
-        <w:ind w:left="6108" w:hanging="360"/>
+        <w:ind w:left="6110" w:hanging="360"/>
       </w:pPr>
     </w:lvl>
     <w:lvl w:ilvl="8" w:tplc="0419001B" w:tentative="1">
@@ -1751,7 +1880,7 @@
       <w:lvlText w:val="%9."/>
       <w:lvlJc w:val="right"/>
       <w:pPr>
-        <w:ind w:left="6828" w:hanging="180"/>
+        <w:ind w:left="6830" w:hanging="180"/>
       </w:pPr>
     </w:lvl>
   </w:abstractNum>
@@ -2841,7 +2970,6 @@
   <w:style w:type="character" w:default="1" w:styleId="a0">
     <w:name w:val="Default Paragraph Font"/>
     <w:uiPriority w:val="1"/>
-    <w:semiHidden/>
     <w:unhideWhenUsed/>
   </w:style>
   <w:style w:type="table" w:default="1" w:styleId="a1">
